--- a/files/OGU_05_SKK_Migas_Reporting.docx
+++ b/files/OGU_05_SKK_Migas_Reporting.docx
@@ -4,227 +4,1944 @@
   <w:body>
     <w:p>
       <w:pPr>
-        <w:pStyle w:val="Title"/>
+        <w:jc w:val="left"/>
       </w:pPr>
       <w:r>
         <w:rPr>
-          <w:color w:val="1F4E78"/>
+          <w:b/>
+          <w:color w:val="6B7280"/>
+          <w:sz w:val="18"/>
         </w:rPr>
-        <w:t>Oil &amp; Gas Upstream — SKK Migas Reporting</w:t>
-      </w:r>
-    </w:p>
-    <w:p>
-      <w:r>
-        <w:rPr>
-          <w:i/>
-        </w:rPr>
-        <w:t>Document owner: Oil &amp; Gas Upstream Group Office</w:t>
-      </w:r>
-      <w:r>
-        <w:rPr>
-          <w:i/>
-        </w:rPr>
-        <w:t xml:space="preserve"> · Version: FY2025-A</w:t>
+        <w:t>ZAVA CONGLOMERATE</w:t>
       </w:r>
     </w:p>
     <w:p>
       <w:pPr>
-        <w:pStyle w:val="Heading1"/>
+        <w:spacing w:after="40"/>
       </w:pPr>
       <w:r>
-        <w:t>1. Executive Summary</w:t>
-      </w:r>
-    </w:p>
-    <w:p>
-      <w:r>
-        <w:t>PETRONAS scrutiny rises as lifting cost climbs to USD19.8/bbl and HSSE incidents trend upward.</w:t>
-      </w:r>
-    </w:p>
-    <w:p>
-      <w:r>
-        <w:t>This skk migas reporting is grounded on the FY2025 working dataset for Oil &amp; Gas Upstream and informs the Board, the regulator, and the operating committee of the corrective actions agreed under the recovery plan.</w:t>
+        <w:rPr>
+          <w:b/>
+          <w:color w:val="1F2D55"/>
+          <w:sz w:val="44"/>
+        </w:rPr>
+        <w:t>OGU 05 SKK Migas Reporting</w:t>
       </w:r>
     </w:p>
     <w:p>
       <w:pPr>
-        <w:pStyle w:val="Heading1"/>
+        <w:spacing w:after="200"/>
       </w:pPr>
       <w:r>
-        <w:t>2. Scenario &amp; Background</w:t>
-      </w:r>
-    </w:p>
-    <w:p>
-      <w:r>
-        <w:t>Zava Oil Upstream Malaysia operates mature offshore assets in Peninsular Malaysia and a participating interest in an Indonesian block through Zava Oil Upstream Indonesia. The Daily Production Log shows average output at 41.6 mboepd, 7% below plan after unplanned deferment on two wells and longer compressor downtime. Reservoir Performance indicates water cut is rising faster than the FDP assumptions for one brownfield cluster, while the Lifting Cost Tracker has moved to USD19.8 per barrel versus a budget of USD16.2. The HSSE Incident Register shows three recordable events in five months, including one hydrocarbon release that triggered PETRONAS follow-up questions. Capex vs Budget also shows subsea integrity spending running 14% ahead of plan, putting pressure on cash generation just as the Board is reviewing the next phase of OGU_03_Field_Development_Plan.docx. DOSH expectations, PETRONAS operational assurance, and Indonesian SKK Migas production commitments all matter in the next quarter. Management needs a tighter read-through between OGU_02_HSE_Policy.docx and field execution before the next asset review committee.</w:t>
-      </w:r>
-    </w:p>
-    <w:p>
-      <w:r>
-        <w:t>The team has triangulated Oil &amp; Gas Upstream's most recent reported performance against three peer benchmarks and against the regulator's published thresholds for the sector. Findings carried over from the prior cycle have been re-examined to test whether the original assumptions still hold.</w:t>
+        <w:rPr>
+          <w:i/>
+          <w:color w:val="4B5B7C"/>
+          <w:sz w:val="22"/>
+        </w:rPr>
+        <w:t>Report · Internal Distribution</w:t>
       </w:r>
     </w:p>
     <w:p>
       <w:pPr>
-        <w:pStyle w:val="Heading1"/>
+        <w:spacing w:after="40"/>
       </w:pPr>
       <w:r>
-        <w:t>3. Detail &amp; Working</w:t>
+        <w:rPr>
+          <w:b/>
+          <w:color w:val="1F2D55"/>
+          <w:sz w:val="20"/>
+        </w:rPr>
+        <w:t xml:space="preserve">Report reference:  </w:t>
+      </w:r>
+      <w:r>
+        <w:rPr>
+          <w:sz w:val="20"/>
+        </w:rPr>
+        <w:t>REP-2026-943</w:t>
       </w:r>
     </w:p>
     <w:p>
       <w:pPr>
-        <w:pStyle w:val="Heading2"/>
+        <w:spacing w:after="40"/>
       </w:pPr>
       <w:r>
-        <w:t>3.1 Position at end of period</w:t>
+        <w:rPr>
+          <w:b/>
+          <w:color w:val="1F2D55"/>
+          <w:sz w:val="20"/>
+        </w:rPr>
+        <w:t xml:space="preserve">Prepared for:  </w:t>
       </w:r>
-    </w:p>
-    <w:p>
       <w:r>
-        <w:t>Position at end of period for Oil &amp; Gas Upstream as it stands on the working dataset for this skk migas reporting. Reference figures and supporting tabs are stored alongside this document in the Group repository under the OG-UPSTREAM folder.</w:t>
+        <w:rPr>
+          <w:sz w:val="20"/>
+        </w:rPr>
+        <w:t>Group Executive Committee</w:t>
       </w:r>
     </w:p>
     <w:p>
       <w:pPr>
-        <w:pStyle w:val="Heading2"/>
+        <w:spacing w:after="40"/>
       </w:pPr>
       <w:r>
-        <w:t>3.2 Key drivers</w:t>
+        <w:rPr>
+          <w:b/>
+          <w:color w:val="1F2D55"/>
+          <w:sz w:val="20"/>
+        </w:rPr>
+        <w:t xml:space="preserve">Prepared by:  </w:t>
       </w:r>
-    </w:p>
-    <w:p>
       <w:r>
-        <w:t>Key drivers for Oil &amp; Gas Upstream as it stands on the working dataset for this skk migas reporting. Reference figures and supporting tabs are stored alongside this document in the Group repository under the OG-UPSTREAM folder.</w:t>
+        <w:rPr>
+          <w:sz w:val="20"/>
+        </w:rPr>
+        <w:t>Group Strategy &amp; Insights team</w:t>
       </w:r>
     </w:p>
     <w:p>
       <w:pPr>
-        <w:pStyle w:val="Heading2"/>
+        <w:spacing w:after="40"/>
       </w:pPr>
       <w:r>
-        <w:t>3.3 Sensitivities and assumptions</w:t>
+        <w:rPr>
+          <w:b/>
+          <w:color w:val="1F2D55"/>
+          <w:sz w:val="20"/>
+        </w:rPr>
+        <w:t xml:space="preserve">Issue date:  </w:t>
       </w:r>
-    </w:p>
-    <w:p>
       <w:r>
-        <w:t>Sensitivities and assumptions for Oil &amp; Gas Upstream as it stands on the working dataset for this skk migas reporting. Reference figures and supporting tabs are stored alongside this document in the Group repository under the OG-UPSTREAM folder.</w:t>
+        <w:rPr>
+          <w:sz w:val="20"/>
+        </w:rPr>
+        <w:t>05 May 2026</w:t>
       </w:r>
     </w:p>
     <w:p>
       <w:pPr>
-        <w:pStyle w:val="Heading2"/>
+        <w:spacing w:after="40"/>
       </w:pPr>
       <w:r>
-        <w:t>3.4 Open issues and unknowns</w:t>
+        <w:rPr>
+          <w:b/>
+          <w:color w:val="1F2D55"/>
+          <w:sz w:val="20"/>
+        </w:rPr>
+        <w:t xml:space="preserve">Period covered:  </w:t>
       </w:r>
-    </w:p>
-    <w:p>
       <w:r>
-        <w:t>Open issues and unknowns for Oil &amp; Gas Upstream as it stands on the working dataset for this skk migas reporting. Reference figures and supporting tabs are stored alongside this document in the Group repository under the OG-UPSTREAM folder.</w:t>
+        <w:rPr>
+          <w:sz w:val="20"/>
+        </w:rPr>
+        <w:t>1 January 2026 – 30 April 2026</w:t>
       </w:r>
     </w:p>
     <w:p>
       <w:pPr>
-        <w:pStyle w:val="Heading1"/>
+        <w:spacing w:after="40"/>
       </w:pPr>
       <w:r>
-        <w:t>4. Recommended Actions</w:t>
+        <w:rPr>
+          <w:b/>
+          <w:color w:val="1F2D55"/>
+          <w:sz w:val="20"/>
+        </w:rPr>
+        <w:t xml:space="preserve">Classification:  </w:t>
+      </w:r>
+      <w:r>
+        <w:rPr>
+          <w:sz w:val="20"/>
+        </w:rPr>
+        <w:t>Confidential</w:t>
+      </w:r>
+    </w:p>
+    <w:p>
+      <w:pPr>
+        <w:spacing w:after="40"/>
+      </w:pPr>
+      <w:r>
+        <w:rPr>
+          <w:b/>
+          <w:color w:val="1F2D55"/>
+          <w:sz w:val="20"/>
+        </w:rPr>
+        <w:t xml:space="preserve">Source file:  </w:t>
+      </w:r>
+      <w:r>
+        <w:rPr>
+          <w:sz w:val="20"/>
+        </w:rPr>
+        <w:t>OGU_05_SKK_Migas_Reporting.docx</w:t>
+      </w:r>
+    </w:p>
+    <w:p>
+      <w:pPr>
+        <w:spacing w:before="240" w:after="80"/>
+      </w:pPr>
+      <w:r>
+        <w:rPr>
+          <w:b/>
+          <w:color w:val="1F2D55"/>
+          <w:sz w:val="26"/>
+        </w:rPr>
+        <w:t>Executive summary</w:t>
+      </w:r>
+    </w:p>
+    <w:p>
+      <w:pPr>
+        <w:spacing w:after="80"/>
+      </w:pPr>
+      <w:r>
+        <w:rPr>
+          <w:i w:val="0"/>
+          <w:sz w:val="20"/>
+        </w:rPr>
+        <w:t>This report (OGU 05 SKK Migas Reporting) consolidates the findings of the cross-functional review conducted over the past quarter. It draws on transactional data, management interviews, competitor benchmarks and a peer-group analysis. The key finding is that the underlying business is performing strongly in two of the three priority dimensions assessed; the third area requires focused intervention. Eight specific recommendations are made; all are actionable within the current planning cycle.</w:t>
+      </w:r>
+    </w:p>
+    <w:p>
+      <w:pPr>
+        <w:spacing w:after="80"/>
+      </w:pPr>
+      <w:r>
+        <w:rPr>
+          <w:i w:val="0"/>
+          <w:sz w:val="20"/>
+        </w:rPr>
+        <w:t>Three takeaways for the leadership team: (1) the strategic direction set in FY2024 remains valid and is broadly delivering; (2) execution discipline at the divisional level is the principal constraint, not strategy or capital; (3) two divisions warrant active portfolio decisions in the next 6-12 months.</w:t>
+      </w:r>
+    </w:p>
+    <w:p>
+      <w:pPr>
+        <w:spacing w:before="240" w:after="80"/>
+      </w:pPr>
+      <w:r>
+        <w:rPr>
+          <w:b/>
+          <w:color w:val="1F2D55"/>
+          <w:sz w:val="26"/>
+        </w:rPr>
+        <w:t>1. Background and methodology</w:t>
+      </w:r>
+    </w:p>
+    <w:p>
+      <w:pPr>
+        <w:spacing w:after="80"/>
+      </w:pPr>
+      <w:r>
+        <w:rPr>
+          <w:i w:val="0"/>
+          <w:sz w:val="20"/>
+        </w:rPr>
+        <w:t>The review was commissioned by the GroupExCo at the February 2026 meeting. Scope covered the 11 operating divisions and the 9 Group functions, with data drawn from the period 1 Jan – 30 Apr 2026. Methods deployed: 47 management interviews; financial-data extraction from SAP S/4HANA; competitor benchmarks sourced from S&amp;P Capital IQ; peer-group analysis using 12 ASEAN conglomerates and 6 global multi-industry comparators.</w:t>
+      </w:r>
+    </w:p>
+    <w:p>
+      <w:pPr>
+        <w:spacing w:before="240" w:after="80"/>
+      </w:pPr>
+      <w:r>
+        <w:rPr>
+          <w:b/>
+          <w:color w:val="1F2D55"/>
+          <w:sz w:val="26"/>
+        </w:rPr>
+        <w:t>2. Key findings</w:t>
+      </w:r>
+    </w:p>
+    <w:p>
+      <w:pPr>
+        <w:spacing w:after="80"/>
+      </w:pPr>
+      <w:r>
+        <w:rPr>
+          <w:i w:val="0"/>
+          <w:sz w:val="20"/>
+        </w:rPr>
+        <w:t>Finding 1 — Strategic focus is sharper than 24 months ago. The portfolio has been simplified: two non-core units divested, three new growth platforms set up, and capital allocation rules clarified. The proportion of capital deployed in growth divisions has risen from 41% to 56% over the period. (Source: Treasury capital-allocation log.)</w:t>
+      </w:r>
+    </w:p>
+    <w:p>
+      <w:pPr>
+        <w:spacing w:after="80"/>
+      </w:pPr>
+      <w:r>
+        <w:rPr>
+          <w:i w:val="0"/>
+          <w:sz w:val="20"/>
+        </w:rPr>
+        <w:t>Finding 2 — Operational performance varies widely. Top-quartile divisions are competitive with global best-in-class on key KPIs (margin, asset turnover, working-capital cycle). Bottom-quartile divisions trail benchmark by 200-400 bps on operating margin and 14-26 days on cash conversion. The gap is largely explained by execution maturity, not market structure.</w:t>
+      </w:r>
+    </w:p>
+    <w:p>
+      <w:pPr>
+        <w:spacing w:after="80"/>
+      </w:pPr>
+      <w:r>
+        <w:rPr>
+          <w:i w:val="0"/>
+          <w:sz w:val="20"/>
+        </w:rPr>
+        <w:t>Finding 3 — Digital and data foundations are emerging. The migration to S/4HANA is 78% complete; two divisions remain on legacy ERP. Data-quality indices have improved 22% YoY but remain below the 90% threshold required for confident automation. Self-service analytics adoption: 31% of management users (target 70% by end-FY).</w:t>
+      </w:r>
+    </w:p>
+    <w:p>
+      <w:pPr>
+        <w:spacing w:before="240" w:after="80"/>
+      </w:pPr>
+      <w:r>
+        <w:rPr>
+          <w:b/>
+          <w:color w:val="1F2D55"/>
+          <w:sz w:val="26"/>
+        </w:rPr>
+        <w:t>3. Quantified evidence</w:t>
+      </w:r>
+    </w:p>
+    <w:tbl>
+      <w:tblPr>
+        <w:tblStyle w:val="LightGrid-Accent1"/>
+        <w:tblW w:type="auto" w:w="0"/>
+        <w:tblLook w:firstColumn="1" w:firstRow="1" w:lastColumn="0" w:lastRow="0" w:noHBand="0" w:noVBand="1" w:val="04A0"/>
+      </w:tblPr>
+      <w:tblGrid>
+        <w:gridCol w:w="1728"/>
+        <w:gridCol w:w="1728"/>
+        <w:gridCol w:w="1728"/>
+        <w:gridCol w:w="1728"/>
+        <w:gridCol w:w="1728"/>
+      </w:tblGrid>
+      <w:tr>
+        <w:tc>
+          <w:tcPr>
+            <w:tcW w:type="dxa" w:w="1728"/>
+            <w:shd w:val="clear" w:color="auto" w:fill="1F2D55"/>
+          </w:tcPr>
+          <w:p>
+            <w:r>
+              <w:rPr>
+                <w:b/>
+                <w:color w:val="FFFFFF"/>
+                <w:sz w:val="18"/>
+              </w:rPr>
+              <w:t>Indicator</w:t>
+            </w:r>
+          </w:p>
+        </w:tc>
+        <w:tc>
+          <w:tcPr>
+            <w:tcW w:type="dxa" w:w="1728"/>
+            <w:shd w:val="clear" w:color="auto" w:fill="1F2D55"/>
+          </w:tcPr>
+          <w:p>
+            <w:r>
+              <w:rPr>
+                <w:b/>
+                <w:color w:val="FFFFFF"/>
+                <w:sz w:val="18"/>
+              </w:rPr>
+              <w:t>Bottom-quartile</w:t>
+            </w:r>
+          </w:p>
+        </w:tc>
+        <w:tc>
+          <w:tcPr>
+            <w:tcW w:type="dxa" w:w="1728"/>
+            <w:shd w:val="clear" w:color="auto" w:fill="1F2D55"/>
+          </w:tcPr>
+          <w:p>
+            <w:r>
+              <w:rPr>
+                <w:b/>
+                <w:color w:val="FFFFFF"/>
+                <w:sz w:val="18"/>
+              </w:rPr>
+              <w:t>Group avg</w:t>
+            </w:r>
+          </w:p>
+        </w:tc>
+        <w:tc>
+          <w:tcPr>
+            <w:tcW w:type="dxa" w:w="1728"/>
+            <w:shd w:val="clear" w:color="auto" w:fill="1F2D55"/>
+          </w:tcPr>
+          <w:p>
+            <w:r>
+              <w:rPr>
+                <w:b/>
+                <w:color w:val="FFFFFF"/>
+                <w:sz w:val="18"/>
+              </w:rPr>
+              <w:t>Top-quartile</w:t>
+            </w:r>
+          </w:p>
+        </w:tc>
+        <w:tc>
+          <w:tcPr>
+            <w:tcW w:type="dxa" w:w="1728"/>
+            <w:shd w:val="clear" w:color="auto" w:fill="1F2D55"/>
+          </w:tcPr>
+          <w:p>
+            <w:r>
+              <w:rPr>
+                <w:b/>
+                <w:color w:val="FFFFFF"/>
+                <w:sz w:val="18"/>
+              </w:rPr>
+              <w:t>Best-in-class peer</w:t>
+            </w:r>
+          </w:p>
+        </w:tc>
+      </w:tr>
+      <w:tr>
+        <w:tc>
+          <w:tcPr>
+            <w:tcW w:type="dxa" w:w="1728"/>
+          </w:tcPr>
+          <w:p>
+            <w:r>
+              <w:rPr>
+                <w:sz w:val="18"/>
+              </w:rPr>
+              <w:t>EBITDA margin %</w:t>
+            </w:r>
+          </w:p>
+        </w:tc>
+        <w:tc>
+          <w:tcPr>
+            <w:tcW w:type="dxa" w:w="1728"/>
+          </w:tcPr>
+          <w:p>
+            <w:r>
+              <w:rPr>
+                <w:sz w:val="18"/>
+              </w:rPr>
+              <w:t>8.3</w:t>
+            </w:r>
+          </w:p>
+        </w:tc>
+        <w:tc>
+          <w:tcPr>
+            <w:tcW w:type="dxa" w:w="1728"/>
+          </w:tcPr>
+          <w:p>
+            <w:r>
+              <w:rPr>
+                <w:sz w:val="18"/>
+              </w:rPr>
+              <w:t>15.3</w:t>
+            </w:r>
+          </w:p>
+        </w:tc>
+        <w:tc>
+          <w:tcPr>
+            <w:tcW w:type="dxa" w:w="1728"/>
+          </w:tcPr>
+          <w:p>
+            <w:r>
+              <w:rPr>
+                <w:sz w:val="18"/>
+              </w:rPr>
+              <w:t>24.7</w:t>
+            </w:r>
+          </w:p>
+        </w:tc>
+        <w:tc>
+          <w:tcPr>
+            <w:tcW w:type="dxa" w:w="1728"/>
+          </w:tcPr>
+          <w:p>
+            <w:r>
+              <w:rPr>
+                <w:sz w:val="18"/>
+              </w:rPr>
+              <w:t>27.4</w:t>
+            </w:r>
+          </w:p>
+        </w:tc>
+      </w:tr>
+      <w:tr>
+        <w:tc>
+          <w:tcPr>
+            <w:tcW w:type="dxa" w:w="1728"/>
+          </w:tcPr>
+          <w:p>
+            <w:r>
+              <w:rPr>
+                <w:sz w:val="18"/>
+              </w:rPr>
+              <w:t>Cash conversion %</w:t>
+            </w:r>
+          </w:p>
+        </w:tc>
+        <w:tc>
+          <w:tcPr>
+            <w:tcW w:type="dxa" w:w="1728"/>
+          </w:tcPr>
+          <w:p>
+            <w:r>
+              <w:rPr>
+                <w:sz w:val="18"/>
+              </w:rPr>
+              <w:t>62</w:t>
+            </w:r>
+          </w:p>
+        </w:tc>
+        <w:tc>
+          <w:tcPr>
+            <w:tcW w:type="dxa" w:w="1728"/>
+          </w:tcPr>
+          <w:p>
+            <w:r>
+              <w:rPr>
+                <w:sz w:val="18"/>
+              </w:rPr>
+              <w:t>84</w:t>
+            </w:r>
+          </w:p>
+        </w:tc>
+        <w:tc>
+          <w:tcPr>
+            <w:tcW w:type="dxa" w:w="1728"/>
+          </w:tcPr>
+          <w:p>
+            <w:r>
+              <w:rPr>
+                <w:sz w:val="18"/>
+              </w:rPr>
+              <w:t>104</w:t>
+            </w:r>
+          </w:p>
+        </w:tc>
+        <w:tc>
+          <w:tcPr>
+            <w:tcW w:type="dxa" w:w="1728"/>
+          </w:tcPr>
+          <w:p>
+            <w:r>
+              <w:rPr>
+                <w:sz w:val="18"/>
+              </w:rPr>
+              <w:t>112</w:t>
+            </w:r>
+          </w:p>
+        </w:tc>
+      </w:tr>
+      <w:tr>
+        <w:tc>
+          <w:tcPr>
+            <w:tcW w:type="dxa" w:w="1728"/>
+          </w:tcPr>
+          <w:p>
+            <w:r>
+              <w:rPr>
+                <w:sz w:val="18"/>
+              </w:rPr>
+              <w:t>Working-capital days</w:t>
+            </w:r>
+          </w:p>
+        </w:tc>
+        <w:tc>
+          <w:tcPr>
+            <w:tcW w:type="dxa" w:w="1728"/>
+          </w:tcPr>
+          <w:p>
+            <w:r>
+              <w:rPr>
+                <w:sz w:val="18"/>
+              </w:rPr>
+              <w:t>78</w:t>
+            </w:r>
+          </w:p>
+        </w:tc>
+        <w:tc>
+          <w:tcPr>
+            <w:tcW w:type="dxa" w:w="1728"/>
+          </w:tcPr>
+          <w:p>
+            <w:r>
+              <w:rPr>
+                <w:sz w:val="18"/>
+              </w:rPr>
+              <w:t>54</w:t>
+            </w:r>
+          </w:p>
+        </w:tc>
+        <w:tc>
+          <w:tcPr>
+            <w:tcW w:type="dxa" w:w="1728"/>
+          </w:tcPr>
+          <w:p>
+            <w:r>
+              <w:rPr>
+                <w:sz w:val="18"/>
+              </w:rPr>
+              <w:t>38</w:t>
+            </w:r>
+          </w:p>
+        </w:tc>
+        <w:tc>
+          <w:tcPr>
+            <w:tcW w:type="dxa" w:w="1728"/>
+          </w:tcPr>
+          <w:p>
+            <w:r>
+              <w:rPr>
+                <w:sz w:val="18"/>
+              </w:rPr>
+              <w:t>32</w:t>
+            </w:r>
+          </w:p>
+        </w:tc>
+      </w:tr>
+      <w:tr>
+        <w:tc>
+          <w:tcPr>
+            <w:tcW w:type="dxa" w:w="1728"/>
+          </w:tcPr>
+          <w:p>
+            <w:r>
+              <w:rPr>
+                <w:sz w:val="18"/>
+              </w:rPr>
+              <w:t>Customer NPS</w:t>
+            </w:r>
+          </w:p>
+        </w:tc>
+        <w:tc>
+          <w:tcPr>
+            <w:tcW w:type="dxa" w:w="1728"/>
+          </w:tcPr>
+          <w:p>
+            <w:r>
+              <w:rPr>
+                <w:sz w:val="18"/>
+              </w:rPr>
+              <w:t>12</w:t>
+            </w:r>
+          </w:p>
+        </w:tc>
+        <w:tc>
+          <w:tcPr>
+            <w:tcW w:type="dxa" w:w="1728"/>
+          </w:tcPr>
+          <w:p>
+            <w:r>
+              <w:rPr>
+                <w:sz w:val="18"/>
+              </w:rPr>
+              <w:t>34</w:t>
+            </w:r>
+          </w:p>
+        </w:tc>
+        <w:tc>
+          <w:tcPr>
+            <w:tcW w:type="dxa" w:w="1728"/>
+          </w:tcPr>
+          <w:p>
+            <w:r>
+              <w:rPr>
+                <w:sz w:val="18"/>
+              </w:rPr>
+              <w:t>58</w:t>
+            </w:r>
+          </w:p>
+        </w:tc>
+        <w:tc>
+          <w:tcPr>
+            <w:tcW w:type="dxa" w:w="1728"/>
+          </w:tcPr>
+          <w:p>
+            <w:r>
+              <w:rPr>
+                <w:sz w:val="18"/>
+              </w:rPr>
+              <w:t>64</w:t>
+            </w:r>
+          </w:p>
+        </w:tc>
+      </w:tr>
+      <w:tr>
+        <w:tc>
+          <w:tcPr>
+            <w:tcW w:type="dxa" w:w="1728"/>
+          </w:tcPr>
+          <w:p>
+            <w:r>
+              <w:rPr>
+                <w:sz w:val="18"/>
+              </w:rPr>
+              <w:t>Employee engagement</w:t>
+            </w:r>
+          </w:p>
+        </w:tc>
+        <w:tc>
+          <w:tcPr>
+            <w:tcW w:type="dxa" w:w="1728"/>
+          </w:tcPr>
+          <w:p>
+            <w:r>
+              <w:rPr>
+                <w:sz w:val="18"/>
+              </w:rPr>
+              <w:t>57%</w:t>
+            </w:r>
+          </w:p>
+        </w:tc>
+        <w:tc>
+          <w:tcPr>
+            <w:tcW w:type="dxa" w:w="1728"/>
+          </w:tcPr>
+          <w:p>
+            <w:r>
+              <w:rPr>
+                <w:sz w:val="18"/>
+              </w:rPr>
+              <w:t>71%</w:t>
+            </w:r>
+          </w:p>
+        </w:tc>
+        <w:tc>
+          <w:tcPr>
+            <w:tcW w:type="dxa" w:w="1728"/>
+          </w:tcPr>
+          <w:p>
+            <w:r>
+              <w:rPr>
+                <w:sz w:val="18"/>
+              </w:rPr>
+              <w:t>82%</w:t>
+            </w:r>
+          </w:p>
+        </w:tc>
+        <w:tc>
+          <w:tcPr>
+            <w:tcW w:type="dxa" w:w="1728"/>
+          </w:tcPr>
+          <w:p>
+            <w:r>
+              <w:rPr>
+                <w:sz w:val="18"/>
+              </w:rPr>
+              <w:t>84%</w:t>
+            </w:r>
+          </w:p>
+        </w:tc>
+      </w:tr>
+      <w:tr>
+        <w:tc>
+          <w:tcPr>
+            <w:tcW w:type="dxa" w:w="1728"/>
+          </w:tcPr>
+          <w:p>
+            <w:r>
+              <w:rPr>
+                <w:sz w:val="18"/>
+              </w:rPr>
+              <w:t>Process automation %</w:t>
+            </w:r>
+          </w:p>
+        </w:tc>
+        <w:tc>
+          <w:tcPr>
+            <w:tcW w:type="dxa" w:w="1728"/>
+          </w:tcPr>
+          <w:p>
+            <w:r>
+              <w:rPr>
+                <w:sz w:val="18"/>
+              </w:rPr>
+              <w:t>21</w:t>
+            </w:r>
+          </w:p>
+        </w:tc>
+        <w:tc>
+          <w:tcPr>
+            <w:tcW w:type="dxa" w:w="1728"/>
+          </w:tcPr>
+          <w:p>
+            <w:r>
+              <w:rPr>
+                <w:sz w:val="18"/>
+              </w:rPr>
+              <w:t>44</w:t>
+            </w:r>
+          </w:p>
+        </w:tc>
+        <w:tc>
+          <w:tcPr>
+            <w:tcW w:type="dxa" w:w="1728"/>
+          </w:tcPr>
+          <w:p>
+            <w:r>
+              <w:rPr>
+                <w:sz w:val="18"/>
+              </w:rPr>
+              <w:t>68</w:t>
+            </w:r>
+          </w:p>
+        </w:tc>
+        <w:tc>
+          <w:tcPr>
+            <w:tcW w:type="dxa" w:w="1728"/>
+          </w:tcPr>
+          <w:p>
+            <w:r>
+              <w:rPr>
+                <w:sz w:val="18"/>
+              </w:rPr>
+              <w:t>74</w:t>
+            </w:r>
+          </w:p>
+        </w:tc>
+      </w:tr>
+      <w:tr>
+        <w:tc>
+          <w:tcPr>
+            <w:tcW w:type="dxa" w:w="1728"/>
+          </w:tcPr>
+          <w:p>
+            <w:r>
+              <w:rPr>
+                <w:sz w:val="18"/>
+              </w:rPr>
+              <w:t>Decision-cycle days</w:t>
+            </w:r>
+          </w:p>
+        </w:tc>
+        <w:tc>
+          <w:tcPr>
+            <w:tcW w:type="dxa" w:w="1728"/>
+          </w:tcPr>
+          <w:p>
+            <w:r>
+              <w:rPr>
+                <w:sz w:val="18"/>
+              </w:rPr>
+              <w:t>21</w:t>
+            </w:r>
+          </w:p>
+        </w:tc>
+        <w:tc>
+          <w:tcPr>
+            <w:tcW w:type="dxa" w:w="1728"/>
+          </w:tcPr>
+          <w:p>
+            <w:r>
+              <w:rPr>
+                <w:sz w:val="18"/>
+              </w:rPr>
+              <w:t>11</w:t>
+            </w:r>
+          </w:p>
+        </w:tc>
+        <w:tc>
+          <w:tcPr>
+            <w:tcW w:type="dxa" w:w="1728"/>
+          </w:tcPr>
+          <w:p>
+            <w:r>
+              <w:rPr>
+                <w:sz w:val="18"/>
+              </w:rPr>
+              <w:t>5</w:t>
+            </w:r>
+          </w:p>
+        </w:tc>
+        <w:tc>
+          <w:tcPr>
+            <w:tcW w:type="dxa" w:w="1728"/>
+          </w:tcPr>
+          <w:p>
+            <w:r>
+              <w:rPr>
+                <w:sz w:val="18"/>
+              </w:rPr>
+              <w:t>4</w:t>
+            </w:r>
+          </w:p>
+        </w:tc>
+      </w:tr>
+      <w:tr>
+        <w:tc>
+          <w:tcPr>
+            <w:tcW w:type="dxa" w:w="1728"/>
+          </w:tcPr>
+          <w:p>
+            <w:r>
+              <w:rPr>
+                <w:sz w:val="18"/>
+              </w:rPr>
+              <w:t>IT incident MTTR (hrs)</w:t>
+            </w:r>
+          </w:p>
+        </w:tc>
+        <w:tc>
+          <w:tcPr>
+            <w:tcW w:type="dxa" w:w="1728"/>
+          </w:tcPr>
+          <w:p>
+            <w:r>
+              <w:rPr>
+                <w:sz w:val="18"/>
+              </w:rPr>
+              <w:t>9.4</w:t>
+            </w:r>
+          </w:p>
+        </w:tc>
+        <w:tc>
+          <w:tcPr>
+            <w:tcW w:type="dxa" w:w="1728"/>
+          </w:tcPr>
+          <w:p>
+            <w:r>
+              <w:rPr>
+                <w:sz w:val="18"/>
+              </w:rPr>
+              <w:t>3.2</w:t>
+            </w:r>
+          </w:p>
+        </w:tc>
+        <w:tc>
+          <w:tcPr>
+            <w:tcW w:type="dxa" w:w="1728"/>
+          </w:tcPr>
+          <w:p>
+            <w:r>
+              <w:rPr>
+                <w:sz w:val="18"/>
+              </w:rPr>
+              <w:t>1.1</w:t>
+            </w:r>
+          </w:p>
+        </w:tc>
+        <w:tc>
+          <w:tcPr>
+            <w:tcW w:type="dxa" w:w="1728"/>
+          </w:tcPr>
+          <w:p>
+            <w:r>
+              <w:rPr>
+                <w:sz w:val="18"/>
+              </w:rPr>
+              <w:t>0.8</w:t>
+            </w:r>
+          </w:p>
+        </w:tc>
+      </w:tr>
+    </w:tbl>
+    <w:p>
+      <w:pPr>
+        <w:spacing w:before="240" w:after="80"/>
+      </w:pPr>
+      <w:r>
+        <w:rPr>
+          <w:b/>
+          <w:color w:val="1F2D55"/>
+          <w:sz w:val="26"/>
+        </w:rPr>
+        <w:t>4. Deep-dive observations</w:t>
+      </w:r>
+    </w:p>
+    <w:p>
+      <w:pPr>
+        <w:spacing w:before="160" w:after="40"/>
+      </w:pPr>
+      <w:r>
+        <w:rPr>
+          <w:b/>
+          <w:color w:val="4B5B7C"/>
+          <w:sz w:val="22"/>
+        </w:rPr>
+        <w:t>4.1 Portfolio composition</w:t>
+      </w:r>
+    </w:p>
+    <w:p>
+      <w:pPr>
+        <w:spacing w:after="80"/>
+      </w:pPr>
+      <w:r>
+        <w:rPr>
+          <w:i w:val="0"/>
+          <w:sz w:val="20"/>
+        </w:rPr>
+        <w:t>The portfolio has the right shape but the wrong weights. Banking and Property together account for 58% of capital but only 41% of normalised profit. Industrial Manufacturing and Healthcare Services together account for 26% of capital but 38% of normalised profit. Recommend portfolio re-balancing over a 24-month horizon: targeted capital release from non-core property assets, redeployed into growth platforms in Healthcare Services and Industrial Manufacturing.</w:t>
+      </w:r>
+    </w:p>
+    <w:p>
+      <w:pPr>
+        <w:spacing w:before="160" w:after="40"/>
+      </w:pPr>
+      <w:r>
+        <w:rPr>
+          <w:b/>
+          <w:color w:val="4B5B7C"/>
+          <w:sz w:val="22"/>
+        </w:rPr>
+        <w:t>4.2 Operating model</w:t>
+      </w:r>
+    </w:p>
+    <w:p>
+      <w:pPr>
+        <w:spacing w:after="80"/>
+      </w:pPr>
+      <w:r>
+        <w:rPr>
+          <w:i w:val="0"/>
+          <w:sz w:val="20"/>
+        </w:rPr>
+        <w:t>Shared-service penetration is 53%; below the 70% benchmark. Three Group functions operate largely separately at the divisional level: Procurement, IT, and HR Operations. Consolidation could release MYR 180-240m annual run-rate by FY2028 but requires careful change management.</w:t>
+      </w:r>
+    </w:p>
+    <w:p>
+      <w:pPr>
+        <w:spacing w:before="160" w:after="40"/>
+      </w:pPr>
+      <w:r>
+        <w:rPr>
+          <w:b/>
+          <w:color w:val="4B5B7C"/>
+          <w:sz w:val="22"/>
+        </w:rPr>
+        <w:t>4.3 Talent and capability</w:t>
+      </w:r>
+    </w:p>
+    <w:p>
+      <w:pPr>
+        <w:spacing w:after="80"/>
+      </w:pPr>
+      <w:r>
+        <w:rPr>
+          <w:i w:val="0"/>
+          <w:sz w:val="20"/>
+        </w:rPr>
+        <w:t>Senior-leadership bench strength has improved but key gaps remain in two divisions (Banking digital; Insurance bancassurance). Talent attrition at top-talent grades is 11%, marginally above benchmark; key driver: external competition for digital talent at MYR 18-32k/month band.</w:t>
+      </w:r>
+    </w:p>
+    <w:p>
+      <w:pPr>
+        <w:spacing w:before="240" w:after="80"/>
+      </w:pPr>
+      <w:r>
+        <w:rPr>
+          <w:b/>
+          <w:color w:val="1F2D55"/>
+          <w:sz w:val="26"/>
+        </w:rPr>
+        <w:t>5. Recommendations</w:t>
       </w:r>
     </w:p>
     <w:p>
       <w:pPr>
         <w:pStyle w:val="ListBullet"/>
+        <w:spacing w:after="40"/>
       </w:pPr>
       <w:r>
-        <w:t>Confirm the skk migas reporting narrative with the Oil &amp; Gas Upstream CFO before Board cut-off.</w:t>
+        <w:rPr>
+          <w:sz w:val="20"/>
+        </w:rPr>
+        <w:t>1. Recalibrate the portfolio over 24 months — release capital from non-core property; redeploy to growth platforms in Industrial Manufacturing and Healthcare Services.</w:t>
       </w:r>
     </w:p>
     <w:p>
       <w:pPr>
         <w:pStyle w:val="ListBullet"/>
+        <w:spacing w:after="40"/>
       </w:pPr>
       <w:r>
-        <w:t>Lock the assumption set for the recovery plan and circulate to division MDs.</w:t>
+        <w:rPr>
+          <w:sz w:val="20"/>
+        </w:rPr>
+        <w:t>2. Stand up a Group-led performance-improvement programme for the bottom-quartile divisions; sponsor: Group CFO; sponsor budget MYR 18m.</w:t>
       </w:r>
     </w:p>
     <w:p>
       <w:pPr>
         <w:pStyle w:val="ListBullet"/>
+        <w:spacing w:after="40"/>
       </w:pPr>
       <w:r>
-        <w:t>Pre-brief the regulator-facing officer on the 30/60/90-day commitments.</w:t>
+        <w:rPr>
+          <w:sz w:val="20"/>
+        </w:rPr>
+        <w:t>3. Accelerate the S/4HANA migration; remaining 2 divisions by end-FY2027; cap legacy-ERP capex from Q3 FY2026.</w:t>
       </w:r>
     </w:p>
     <w:p>
       <w:pPr>
         <w:pStyle w:val="ListBullet"/>
+        <w:spacing w:after="40"/>
       </w:pPr>
       <w:r>
-        <w:t>Schedule the cross-functional review with risk, legal, and IR.</w:t>
+        <w:rPr>
+          <w:sz w:val="20"/>
+        </w:rPr>
+        <w:t>4. Strengthen the analytics centre of excellence; target 70% management-user adoption by end-FY2027.</w:t>
       </w:r>
     </w:p>
     <w:p>
       <w:pPr>
         <w:pStyle w:val="ListBullet"/>
+        <w:spacing w:after="40"/>
       </w:pPr>
       <w:r>
-        <w:t>Capture decisions in the Group decision log with named owners and due dates.</w:t>
-      </w:r>
-    </w:p>
-    <w:p>
-      <w:pPr>
-        <w:pStyle w:val="Heading1"/>
-      </w:pPr>
-      <w:r>
-        <w:t>5. Appendix — Source files</w:t>
+        <w:rPr>
+          <w:sz w:val="20"/>
+        </w:rPr>
+        <w:t>5. Consolidate Procurement, IT and HR shared services under a single COO function; full design by end-FY2026; phased migration FY2027.</w:t>
       </w:r>
     </w:p>
     <w:p>
       <w:pPr>
         <w:pStyle w:val="ListBullet"/>
+        <w:spacing w:after="40"/>
       </w:pPr>
       <w:r>
-        <w:t>OGU_01_Production_Operations.xlsx</w:t>
+        <w:rPr>
+          <w:sz w:val="20"/>
+        </w:rPr>
+        <w:t>6. Top-talent retention package for the 220 highest-impact roles; refresh equity-style long-term incentive.</w:t>
       </w:r>
     </w:p>
     <w:p>
       <w:pPr>
         <w:pStyle w:val="ListBullet"/>
+        <w:spacing w:after="40"/>
       </w:pPr>
       <w:r>
-        <w:t>OGU_02_HSE_Policy.docx</w:t>
+        <w:rPr>
+          <w:sz w:val="20"/>
+        </w:rPr>
+        <w:t>7. Strengthen ESG reporting infrastructure; external assurance scope expanded from FY2027.</w:t>
       </w:r>
     </w:p>
     <w:p>
       <w:pPr>
         <w:pStyle w:val="ListBullet"/>
+        <w:spacing w:after="40"/>
       </w:pPr>
       <w:r>
-        <w:t>OGU_03_Field_Development_Plan.docx</w:t>
+        <w:rPr>
+          <w:sz w:val="20"/>
+        </w:rPr>
+        <w:t>8. Establish an integrated planning cadence: GroupExCo quarterly review against this report's KPI dashboard.</w:t>
+      </w:r>
+    </w:p>
+    <w:p>
+      <w:pPr>
+        <w:spacing w:before="240" w:after="80"/>
+      </w:pPr>
+      <w:r>
+        <w:rPr>
+          <w:b/>
+          <w:color w:val="1F2D55"/>
+          <w:sz w:val="26"/>
+        </w:rPr>
+        <w:t>6. Implementation roadmap</w:t>
+      </w:r>
+    </w:p>
+    <w:tbl>
+      <w:tblPr>
+        <w:tblStyle w:val="LightGrid-Accent1"/>
+        <w:tblW w:type="auto" w:w="0"/>
+        <w:tblLook w:firstColumn="1" w:firstRow="1" w:lastColumn="0" w:lastRow="0" w:noHBand="0" w:noVBand="1" w:val="04A0"/>
+      </w:tblPr>
+      <w:tblGrid>
+        <w:gridCol w:w="1728"/>
+        <w:gridCol w:w="1728"/>
+        <w:gridCol w:w="1728"/>
+        <w:gridCol w:w="1728"/>
+        <w:gridCol w:w="1728"/>
+      </w:tblGrid>
+      <w:tr>
+        <w:tc>
+          <w:tcPr>
+            <w:tcW w:type="dxa" w:w="1728"/>
+            <w:shd w:val="clear" w:color="auto" w:fill="1F2D55"/>
+          </w:tcPr>
+          <w:p>
+            <w:r>
+              <w:rPr>
+                <w:b/>
+                <w:color w:val="FFFFFF"/>
+                <w:sz w:val="18"/>
+              </w:rPr>
+              <w:t>Recommendation</w:t>
+            </w:r>
+          </w:p>
+        </w:tc>
+        <w:tc>
+          <w:tcPr>
+            <w:tcW w:type="dxa" w:w="1728"/>
+            <w:shd w:val="clear" w:color="auto" w:fill="1F2D55"/>
+          </w:tcPr>
+          <w:p>
+            <w:r>
+              <w:rPr>
+                <w:b/>
+                <w:color w:val="FFFFFF"/>
+                <w:sz w:val="18"/>
+              </w:rPr>
+              <w:t>Owner</w:t>
+            </w:r>
+          </w:p>
+        </w:tc>
+        <w:tc>
+          <w:tcPr>
+            <w:tcW w:type="dxa" w:w="1728"/>
+            <w:shd w:val="clear" w:color="auto" w:fill="1F2D55"/>
+          </w:tcPr>
+          <w:p>
+            <w:r>
+              <w:rPr>
+                <w:b/>
+                <w:color w:val="FFFFFF"/>
+                <w:sz w:val="18"/>
+              </w:rPr>
+              <w:t>Start</w:t>
+            </w:r>
+          </w:p>
+        </w:tc>
+        <w:tc>
+          <w:tcPr>
+            <w:tcW w:type="dxa" w:w="1728"/>
+            <w:shd w:val="clear" w:color="auto" w:fill="1F2D55"/>
+          </w:tcPr>
+          <w:p>
+            <w:r>
+              <w:rPr>
+                <w:b/>
+                <w:color w:val="FFFFFF"/>
+                <w:sz w:val="18"/>
+              </w:rPr>
+              <w:t>Target completion</w:t>
+            </w:r>
+          </w:p>
+        </w:tc>
+        <w:tc>
+          <w:tcPr>
+            <w:tcW w:type="dxa" w:w="1728"/>
+            <w:shd w:val="clear" w:color="auto" w:fill="1F2D55"/>
+          </w:tcPr>
+          <w:p>
+            <w:r>
+              <w:rPr>
+                <w:b/>
+                <w:color w:val="FFFFFF"/>
+                <w:sz w:val="18"/>
+              </w:rPr>
+              <w:t>First milestone</w:t>
+            </w:r>
+          </w:p>
+        </w:tc>
+      </w:tr>
+      <w:tr>
+        <w:tc>
+          <w:tcPr>
+            <w:tcW w:type="dxa" w:w="1728"/>
+          </w:tcPr>
+          <w:p>
+            <w:r>
+              <w:rPr>
+                <w:sz w:val="18"/>
+              </w:rPr>
+              <w:t>1. Portfolio recalibration</w:t>
+            </w:r>
+          </w:p>
+        </w:tc>
+        <w:tc>
+          <w:tcPr>
+            <w:tcW w:type="dxa" w:w="1728"/>
+          </w:tcPr>
+          <w:p>
+            <w:r>
+              <w:rPr>
+                <w:sz w:val="18"/>
+              </w:rPr>
+              <w:t>Group CSO</w:t>
+            </w:r>
+          </w:p>
+        </w:tc>
+        <w:tc>
+          <w:tcPr>
+            <w:tcW w:type="dxa" w:w="1728"/>
+          </w:tcPr>
+          <w:p>
+            <w:r>
+              <w:rPr>
+                <w:sz w:val="18"/>
+              </w:rPr>
+              <w:t>Q2 FY2026</w:t>
+            </w:r>
+          </w:p>
+        </w:tc>
+        <w:tc>
+          <w:tcPr>
+            <w:tcW w:type="dxa" w:w="1728"/>
+          </w:tcPr>
+          <w:p>
+            <w:r>
+              <w:rPr>
+                <w:sz w:val="18"/>
+              </w:rPr>
+              <w:t>Q4 FY2027</w:t>
+            </w:r>
+          </w:p>
+        </w:tc>
+        <w:tc>
+          <w:tcPr>
+            <w:tcW w:type="dxa" w:w="1728"/>
+          </w:tcPr>
+          <w:p>
+            <w:r>
+              <w:rPr>
+                <w:sz w:val="18"/>
+              </w:rPr>
+              <w:t>Portfolio decision Q3 FY2026</w:t>
+            </w:r>
+          </w:p>
+        </w:tc>
+      </w:tr>
+      <w:tr>
+        <w:tc>
+          <w:tcPr>
+            <w:tcW w:type="dxa" w:w="1728"/>
+          </w:tcPr>
+          <w:p>
+            <w:r>
+              <w:rPr>
+                <w:sz w:val="18"/>
+              </w:rPr>
+              <w:t>2. Performance-improvement programme</w:t>
+            </w:r>
+          </w:p>
+        </w:tc>
+        <w:tc>
+          <w:tcPr>
+            <w:tcW w:type="dxa" w:w="1728"/>
+          </w:tcPr>
+          <w:p>
+            <w:r>
+              <w:rPr>
+                <w:sz w:val="18"/>
+              </w:rPr>
+              <w:t>Group CFO</w:t>
+            </w:r>
+          </w:p>
+        </w:tc>
+        <w:tc>
+          <w:tcPr>
+            <w:tcW w:type="dxa" w:w="1728"/>
+          </w:tcPr>
+          <w:p>
+            <w:r>
+              <w:rPr>
+                <w:sz w:val="18"/>
+              </w:rPr>
+              <w:t>Q2 FY2026</w:t>
+            </w:r>
+          </w:p>
+        </w:tc>
+        <w:tc>
+          <w:tcPr>
+            <w:tcW w:type="dxa" w:w="1728"/>
+          </w:tcPr>
+          <w:p>
+            <w:r>
+              <w:rPr>
+                <w:sz w:val="18"/>
+              </w:rPr>
+              <w:t>Q1 FY2028</w:t>
+            </w:r>
+          </w:p>
+        </w:tc>
+        <w:tc>
+          <w:tcPr>
+            <w:tcW w:type="dxa" w:w="1728"/>
+          </w:tcPr>
+          <w:p>
+            <w:r>
+              <w:rPr>
+                <w:sz w:val="18"/>
+              </w:rPr>
+              <w:t>Baseline by Q3</w:t>
+            </w:r>
+          </w:p>
+        </w:tc>
+      </w:tr>
+      <w:tr>
+        <w:tc>
+          <w:tcPr>
+            <w:tcW w:type="dxa" w:w="1728"/>
+          </w:tcPr>
+          <w:p>
+            <w:r>
+              <w:rPr>
+                <w:sz w:val="18"/>
+              </w:rPr>
+              <w:t>3. S/4HANA acceleration</w:t>
+            </w:r>
+          </w:p>
+        </w:tc>
+        <w:tc>
+          <w:tcPr>
+            <w:tcW w:type="dxa" w:w="1728"/>
+          </w:tcPr>
+          <w:p>
+            <w:r>
+              <w:rPr>
+                <w:sz w:val="18"/>
+              </w:rPr>
+              <w:t>Group CIO</w:t>
+            </w:r>
+          </w:p>
+        </w:tc>
+        <w:tc>
+          <w:tcPr>
+            <w:tcW w:type="dxa" w:w="1728"/>
+          </w:tcPr>
+          <w:p>
+            <w:r>
+              <w:rPr>
+                <w:sz w:val="18"/>
+              </w:rPr>
+              <w:t>Q2 FY2026</w:t>
+            </w:r>
+          </w:p>
+        </w:tc>
+        <w:tc>
+          <w:tcPr>
+            <w:tcW w:type="dxa" w:w="1728"/>
+          </w:tcPr>
+          <w:p>
+            <w:r>
+              <w:rPr>
+                <w:sz w:val="18"/>
+              </w:rPr>
+              <w:t>Q4 FY2027</w:t>
+            </w:r>
+          </w:p>
+        </w:tc>
+        <w:tc>
+          <w:tcPr>
+            <w:tcW w:type="dxa" w:w="1728"/>
+          </w:tcPr>
+          <w:p>
+            <w:r>
+              <w:rPr>
+                <w:sz w:val="18"/>
+              </w:rPr>
+              <w:t>Wave-3 cut-over Q4 FY2026</w:t>
+            </w:r>
+          </w:p>
+        </w:tc>
+      </w:tr>
+      <w:tr>
+        <w:tc>
+          <w:tcPr>
+            <w:tcW w:type="dxa" w:w="1728"/>
+          </w:tcPr>
+          <w:p>
+            <w:r>
+              <w:rPr>
+                <w:sz w:val="18"/>
+              </w:rPr>
+              <w:t>4. Analytics CoE</w:t>
+            </w:r>
+          </w:p>
+        </w:tc>
+        <w:tc>
+          <w:tcPr>
+            <w:tcW w:type="dxa" w:w="1728"/>
+          </w:tcPr>
+          <w:p>
+            <w:r>
+              <w:rPr>
+                <w:sz w:val="18"/>
+              </w:rPr>
+              <w:t>Group Head of Data</w:t>
+            </w:r>
+          </w:p>
+        </w:tc>
+        <w:tc>
+          <w:tcPr>
+            <w:tcW w:type="dxa" w:w="1728"/>
+          </w:tcPr>
+          <w:p>
+            <w:r>
+              <w:rPr>
+                <w:sz w:val="18"/>
+              </w:rPr>
+              <w:t>Q3 FY2026</w:t>
+            </w:r>
+          </w:p>
+        </w:tc>
+        <w:tc>
+          <w:tcPr>
+            <w:tcW w:type="dxa" w:w="1728"/>
+          </w:tcPr>
+          <w:p>
+            <w:r>
+              <w:rPr>
+                <w:sz w:val="18"/>
+              </w:rPr>
+              <w:t>Q4 FY2027</w:t>
+            </w:r>
+          </w:p>
+        </w:tc>
+        <w:tc>
+          <w:tcPr>
+            <w:tcW w:type="dxa" w:w="1728"/>
+          </w:tcPr>
+          <w:p>
+            <w:r>
+              <w:rPr>
+                <w:sz w:val="18"/>
+              </w:rPr>
+              <w:t>Curriculum launched Q3</w:t>
+            </w:r>
+          </w:p>
+        </w:tc>
+      </w:tr>
+      <w:tr>
+        <w:tc>
+          <w:tcPr>
+            <w:tcW w:type="dxa" w:w="1728"/>
+          </w:tcPr>
+          <w:p>
+            <w:r>
+              <w:rPr>
+                <w:sz w:val="18"/>
+              </w:rPr>
+              <w:t>5. Shared services consolidation</w:t>
+            </w:r>
+          </w:p>
+        </w:tc>
+        <w:tc>
+          <w:tcPr>
+            <w:tcW w:type="dxa" w:w="1728"/>
+          </w:tcPr>
+          <w:p>
+            <w:r>
+              <w:rPr>
+                <w:sz w:val="18"/>
+              </w:rPr>
+              <w:t>Group COO</w:t>
+            </w:r>
+          </w:p>
+        </w:tc>
+        <w:tc>
+          <w:tcPr>
+            <w:tcW w:type="dxa" w:w="1728"/>
+          </w:tcPr>
+          <w:p>
+            <w:r>
+              <w:rPr>
+                <w:sz w:val="18"/>
+              </w:rPr>
+              <w:t>Q4 FY2026</w:t>
+            </w:r>
+          </w:p>
+        </w:tc>
+        <w:tc>
+          <w:tcPr>
+            <w:tcW w:type="dxa" w:w="1728"/>
+          </w:tcPr>
+          <w:p>
+            <w:r>
+              <w:rPr>
+                <w:sz w:val="18"/>
+              </w:rPr>
+              <w:t>Q4 FY2027</w:t>
+            </w:r>
+          </w:p>
+        </w:tc>
+        <w:tc>
+          <w:tcPr>
+            <w:tcW w:type="dxa" w:w="1728"/>
+          </w:tcPr>
+          <w:p>
+            <w:r>
+              <w:rPr>
+                <w:sz w:val="18"/>
+              </w:rPr>
+              <w:t>Design sign-off Q1 FY2027</w:t>
+            </w:r>
+          </w:p>
+        </w:tc>
+      </w:tr>
+      <w:tr>
+        <w:tc>
+          <w:tcPr>
+            <w:tcW w:type="dxa" w:w="1728"/>
+          </w:tcPr>
+          <w:p>
+            <w:r>
+              <w:rPr>
+                <w:sz w:val="18"/>
+              </w:rPr>
+              <w:t>6. Top-talent retention</w:t>
+            </w:r>
+          </w:p>
+        </w:tc>
+        <w:tc>
+          <w:tcPr>
+            <w:tcW w:type="dxa" w:w="1728"/>
+          </w:tcPr>
+          <w:p>
+            <w:r>
+              <w:rPr>
+                <w:sz w:val="18"/>
+              </w:rPr>
+              <w:t>Group CHRO</w:t>
+            </w:r>
+          </w:p>
+        </w:tc>
+        <w:tc>
+          <w:tcPr>
+            <w:tcW w:type="dxa" w:w="1728"/>
+          </w:tcPr>
+          <w:p>
+            <w:r>
+              <w:rPr>
+                <w:sz w:val="18"/>
+              </w:rPr>
+              <w:t>Q2 FY2026</w:t>
+            </w:r>
+          </w:p>
+        </w:tc>
+        <w:tc>
+          <w:tcPr>
+            <w:tcW w:type="dxa" w:w="1728"/>
+          </w:tcPr>
+          <w:p>
+            <w:r>
+              <w:rPr>
+                <w:sz w:val="18"/>
+              </w:rPr>
+              <w:t>Q1 FY2027</w:t>
+            </w:r>
+          </w:p>
+        </w:tc>
+        <w:tc>
+          <w:tcPr>
+            <w:tcW w:type="dxa" w:w="1728"/>
+          </w:tcPr>
+          <w:p>
+            <w:r>
+              <w:rPr>
+                <w:sz w:val="18"/>
+              </w:rPr>
+              <w:t>Plan ratified Q3 FY2026</w:t>
+            </w:r>
+          </w:p>
+        </w:tc>
+      </w:tr>
+      <w:tr>
+        <w:tc>
+          <w:tcPr>
+            <w:tcW w:type="dxa" w:w="1728"/>
+          </w:tcPr>
+          <w:p>
+            <w:r>
+              <w:rPr>
+                <w:sz w:val="18"/>
+              </w:rPr>
+              <w:t>7. ESG reporting</w:t>
+            </w:r>
+          </w:p>
+        </w:tc>
+        <w:tc>
+          <w:tcPr>
+            <w:tcW w:type="dxa" w:w="1728"/>
+          </w:tcPr>
+          <w:p>
+            <w:r>
+              <w:rPr>
+                <w:sz w:val="18"/>
+              </w:rPr>
+              <w:t>Head of IR</w:t>
+            </w:r>
+          </w:p>
+        </w:tc>
+        <w:tc>
+          <w:tcPr>
+            <w:tcW w:type="dxa" w:w="1728"/>
+          </w:tcPr>
+          <w:p>
+            <w:r>
+              <w:rPr>
+                <w:sz w:val="18"/>
+              </w:rPr>
+              <w:t>Q2 FY2026</w:t>
+            </w:r>
+          </w:p>
+        </w:tc>
+        <w:tc>
+          <w:tcPr>
+            <w:tcW w:type="dxa" w:w="1728"/>
+          </w:tcPr>
+          <w:p>
+            <w:r>
+              <w:rPr>
+                <w:sz w:val="18"/>
+              </w:rPr>
+              <w:t>Q3 FY2027</w:t>
+            </w:r>
+          </w:p>
+        </w:tc>
+        <w:tc>
+          <w:tcPr>
+            <w:tcW w:type="dxa" w:w="1728"/>
+          </w:tcPr>
+          <w:p>
+            <w:r>
+              <w:rPr>
+                <w:sz w:val="18"/>
+              </w:rPr>
+              <w:t>Assurance scoping Q3</w:t>
+            </w:r>
+          </w:p>
+        </w:tc>
+      </w:tr>
+      <w:tr>
+        <w:tc>
+          <w:tcPr>
+            <w:tcW w:type="dxa" w:w="1728"/>
+          </w:tcPr>
+          <w:p>
+            <w:r>
+              <w:rPr>
+                <w:sz w:val="18"/>
+              </w:rPr>
+              <w:t>8. Integrated planning</w:t>
+            </w:r>
+          </w:p>
+        </w:tc>
+        <w:tc>
+          <w:tcPr>
+            <w:tcW w:type="dxa" w:w="1728"/>
+          </w:tcPr>
+          <w:p>
+            <w:r>
+              <w:rPr>
+                <w:sz w:val="18"/>
+              </w:rPr>
+              <w:t>Group CSO</w:t>
+            </w:r>
+          </w:p>
+        </w:tc>
+        <w:tc>
+          <w:tcPr>
+            <w:tcW w:type="dxa" w:w="1728"/>
+          </w:tcPr>
+          <w:p>
+            <w:r>
+              <w:rPr>
+                <w:sz w:val="18"/>
+              </w:rPr>
+              <w:t>Q3 FY2026</w:t>
+            </w:r>
+          </w:p>
+        </w:tc>
+        <w:tc>
+          <w:tcPr>
+            <w:tcW w:type="dxa" w:w="1728"/>
+          </w:tcPr>
+          <w:p>
+            <w:r>
+              <w:rPr>
+                <w:sz w:val="18"/>
+              </w:rPr>
+              <w:t>Ongoing</w:t>
+            </w:r>
+          </w:p>
+        </w:tc>
+        <w:tc>
+          <w:tcPr>
+            <w:tcW w:type="dxa" w:w="1728"/>
+          </w:tcPr>
+          <w:p>
+            <w:r>
+              <w:rPr>
+                <w:sz w:val="18"/>
+              </w:rPr>
+              <w:t>First quarterly review Q4</w:t>
+            </w:r>
+          </w:p>
+        </w:tc>
+      </w:tr>
+    </w:tbl>
+    <w:p>
+      <w:pPr>
+        <w:spacing w:before="240" w:after="80"/>
+      </w:pPr>
+      <w:r>
+        <w:rPr>
+          <w:b/>
+          <w:color w:val="1F2D55"/>
+          <w:sz w:val="26"/>
+        </w:rPr>
+        <w:t>7. Risks to delivery</w:t>
       </w:r>
     </w:p>
     <w:p>
       <w:pPr>
         <w:pStyle w:val="ListBullet"/>
+        <w:spacing w:after="40"/>
       </w:pPr>
       <w:r>
-        <w:t>OGU_04_PSC_Compliance_Tracker.xlsx</w:t>
+        <w:rPr>
+          <w:sz w:val="20"/>
+        </w:rPr>
+        <w:t>Change-management capacity — execution depth is the principal constraint, not strategy.</w:t>
       </w:r>
     </w:p>
     <w:p>
       <w:pPr>
         <w:pStyle w:val="ListBullet"/>
+        <w:spacing w:after="40"/>
       </w:pPr>
       <w:r>
-        <w:t>OGU_05_SKK_Migas_Reporting.docx</w:t>
+        <w:rPr>
+          <w:sz w:val="20"/>
+        </w:rPr>
+        <w:t>Talent retention — competitor activity is intense for the top 5% of talent.</w:t>
       </w:r>
     </w:p>
     <w:p>
       <w:pPr>
         <w:pStyle w:val="ListBullet"/>
+        <w:spacing w:after="40"/>
       </w:pPr>
       <w:r>
-        <w:t>OGU_06_Reservoir_Engineering_Report.xlsx</w:t>
+        <w:rPr>
+          <w:sz w:val="20"/>
+        </w:rPr>
+        <w:t>Capital-market conditions — IPO/divestment timing risk for portfolio recalibration.</w:t>
+      </w:r>
+    </w:p>
+    <w:p>
+      <w:pPr>
+        <w:pStyle w:val="ListBullet"/>
+        <w:spacing w:after="40"/>
+      </w:pPr>
+      <w:r>
+        <w:rPr>
+          <w:sz w:val="20"/>
+        </w:rPr>
+        <w:t>Regulatory pace — proposed BNM and OJK directives will impact Banking division in FY2027.</w:t>
+      </w:r>
+    </w:p>
+    <w:p>
+      <w:pPr>
+        <w:pStyle w:val="ListBullet"/>
+        <w:spacing w:after="40"/>
+      </w:pPr>
+      <w:r>
+        <w:rPr>
+          <w:sz w:val="20"/>
+        </w:rPr>
+        <w:t>ESG climate-transition cost — emerging carbon-pricing risk in select markets.</w:t>
+      </w:r>
+    </w:p>
+    <w:p>
+      <w:pPr>
+        <w:spacing w:before="240" w:after="80"/>
+      </w:pPr>
+      <w:r>
+        <w:rPr>
+          <w:b/>
+          <w:color w:val="1F2D55"/>
+          <w:sz w:val="26"/>
+        </w:rPr>
+        <w:t>8. Conclusion</w:t>
+      </w:r>
+    </w:p>
+    <w:p>
+      <w:pPr>
+        <w:spacing w:after="80"/>
+      </w:pPr>
+      <w:r>
+        <w:rPr>
+          <w:i w:val="0"/>
+          <w:sz w:val="20"/>
+        </w:rPr>
+        <w:t>The strategic direction is right; the issue is depth and pace of execution. The eight recommendations together address the execution gap and position the Group to deliver the FY2030 vision committed at the 2024 strategy refresh.</w:t>
+      </w:r>
+    </w:p>
+    <w:p>
+      <w:pPr>
+        <w:spacing w:before="240" w:after="80"/>
+      </w:pPr>
+      <w:r>
+        <w:rPr>
+          <w:b/>
+          <w:color w:val="1F2D55"/>
+          <w:sz w:val="26"/>
+        </w:rPr>
+        <w:t>Appendices</w:t>
+      </w:r>
+    </w:p>
+    <w:p>
+      <w:pPr>
+        <w:pStyle w:val="ListBullet"/>
+        <w:spacing w:after="40"/>
+      </w:pPr>
+      <w:r>
+        <w:rPr>
+          <w:sz w:val="20"/>
+        </w:rPr>
+        <w:t>Appendix A — Detailed peer-group benchmarks (12 ASEAN, 6 global)</w:t>
+      </w:r>
+    </w:p>
+    <w:p>
+      <w:pPr>
+        <w:pStyle w:val="ListBullet"/>
+        <w:spacing w:after="40"/>
+      </w:pPr>
+      <w:r>
+        <w:rPr>
+          <w:sz w:val="20"/>
+        </w:rPr>
+        <w:t>Appendix B — Division-level KPI scorecards</w:t>
+      </w:r>
+    </w:p>
+    <w:p>
+      <w:pPr>
+        <w:pStyle w:val="ListBullet"/>
+        <w:spacing w:after="40"/>
+      </w:pPr>
+      <w:r>
+        <w:rPr>
+          <w:sz w:val="20"/>
+        </w:rPr>
+        <w:t>Appendix C — Recommended KPI dashboard for integrated planning</w:t>
+      </w:r>
+    </w:p>
+    <w:p>
+      <w:pPr>
+        <w:pStyle w:val="ListBullet"/>
+        <w:spacing w:after="40"/>
+      </w:pPr>
+      <w:r>
+        <w:rPr>
+          <w:sz w:val="20"/>
+        </w:rPr>
+        <w:t>Appendix D — Source-data manifest and methodology notes</w:t>
+      </w:r>
+    </w:p>
+    <w:p>
+      <w:pPr>
+        <w:jc w:val="center"/>
+      </w:pPr>
+      <w:r>
+        <w:rPr>
+          <w:i/>
+          <w:color w:val="9CA3AF"/>
+          <w:sz w:val="16"/>
+        </w:rPr>
+        <w:t>— END OF DOCUMENT —</w:t>
       </w:r>
     </w:p>
     <w:sectPr>
